--- a/backend/Plantillas/solicitudIniProcContr.docx
+++ b/backend/Plantillas/solicitudIniProcContr.docx
@@ -481,6 +481,8 @@
       </w:r>
       <w:bookmarkStart w:id="1" w:name="_Hlk180486700"/>
     </w:p>
+    <w:bookmarkEnd w:id="0"/>
+    <w:bookmarkEnd w:id="1"/>
     <w:p>
       <w:pPr>
         <w:rPr>
@@ -489,1181 +491,6 @@
           <w:szCs w:val="24"/>
         </w:rPr>
       </w:pPr>
-      <w:r>
-        <w:rPr>
-          <w:rFonts w:ascii="Century" w:hAnsi="Century" w:cs="Times New Roman"/>
-          <w:sz w:val="24"/>
-          <w:szCs w:val="24"/>
-        </w:rPr>
-        <w:br w:type="page"/>
-      </w:r>
-    </w:p>
-    <w:p>
-      <w:pPr>
-        <w:jc w:val="center"/>
-        <w:rPr>
-          <w:rFonts w:ascii="Century" w:hAnsi="Century" w:cs="Times New Roman"/>
-          <w:sz w:val="24"/>
-          <w:szCs w:val="24"/>
-        </w:rPr>
-      </w:pPr>
-      <w:r>
-        <w:rPr>
-          <w:rFonts w:ascii="Century" w:hAnsi="Century" w:cs="Times New Roman"/>
-          <w:b/>
-          <w:bCs/>
-          <w:sz w:val="24"/>
-          <w:szCs w:val="24"/>
-          <w:u w:val="single"/>
-        </w:rPr>
-        <w:lastRenderedPageBreak/>
-        <w:t>ESPECIFICACIONES TÉCNICAS / TÉRMINOS DE REFERENCIA</w:t>
-      </w:r>
-    </w:p>
-    <w:p>
-      <w:pPr>
-        <w:tabs>
-          <w:tab w:val="left" w:pos="5080"/>
-        </w:tabs>
-        <w:spacing w:line="240" w:lineRule="auto"/>
-        <w:jc w:val="center"/>
-        <w:rPr>
-          <w:rFonts w:ascii="Century" w:hAnsi="Century" w:cs="Times New Roman"/>
-          <w:b/>
-          <w:bCs/>
-          <w:sz w:val="6"/>
-          <w:szCs w:val="6"/>
-          <w:u w:val="single"/>
-        </w:rPr>
-      </w:pPr>
-    </w:p>
-    <w:p>
-      <w:pPr>
-        <w:tabs>
-          <w:tab w:val="left" w:pos="5080"/>
-        </w:tabs>
-        <w:spacing w:after="0" w:line="240" w:lineRule="auto"/>
-        <w:jc w:val="both"/>
-        <w:rPr>
-          <w:rFonts w:ascii="Century" w:hAnsi="Century" w:cs="Times New Roman"/>
-          <w:b/>
-          <w:sz w:val="24"/>
-          <w:szCs w:val="24"/>
-        </w:rPr>
-      </w:pPr>
-      <w:r>
-        <w:rPr>
-          <w:rFonts w:ascii="Century" w:hAnsi="Century" w:cs="Times New Roman"/>
-          <w:b/>
-          <w:bCs/>
-        </w:rPr>
-        <w:t>Actividad / Proyecto:</w:t>
-      </w:r>
-      <w:bookmarkStart w:id="2" w:name="_Hlk145002881"/>
-      <w:bookmarkStart w:id="3" w:name="_Hlk145011759"/>
-      <w:r>
-        <w:rPr>
-          <w:rFonts w:ascii="Century" w:hAnsi="Century" w:cs="Times New Roman"/>
-        </w:rPr>
-        <w:t xml:space="preserve"> </w:t>
-      </w:r>
-      <w:bookmarkEnd w:id="2"/>
-      <w:bookmarkEnd w:id="3"/>
-      <w:r>
-        <w:rPr>
-          <w:rFonts w:ascii="Century" w:hAnsi="Century" w:cs="Times New Roman"/>
-          <w:b/>
-          <w:sz w:val="24"/>
-          <w:szCs w:val="24"/>
-        </w:rPr>
-        <w:t>{OBJCONTR}</w:t>
-      </w:r>
-      <w:r>
-        <w:rPr>
-          <w:rFonts w:ascii="Century" w:hAnsi="Century" w:cs="Times New Roman"/>
-          <w:b/>
-          <w:sz w:val="24"/>
-          <w:szCs w:val="24"/>
-        </w:rPr>
-        <w:t>.</w:t>
-      </w:r>
-    </w:p>
-    <w:p>
-      <w:pPr>
-        <w:tabs>
-          <w:tab w:val="left" w:pos="5080"/>
-        </w:tabs>
-        <w:spacing w:after="0" w:line="240" w:lineRule="auto"/>
-        <w:ind w:left="-142"/>
-        <w:jc w:val="both"/>
-        <w:rPr>
-          <w:rFonts w:ascii="Century" w:hAnsi="Century" w:cs="Times New Roman"/>
-          <w:b/>
-          <w:sz w:val="24"/>
-          <w:szCs w:val="24"/>
-          <w:u w:val="single"/>
-        </w:rPr>
-      </w:pPr>
-    </w:p>
-    <w:p>
-      <w:pPr>
-        <w:numPr>
-          <w:ilvl w:val="0"/>
-          <w:numId w:val="17"/>
-        </w:numPr>
-        <w:tabs>
-          <w:tab w:val="left" w:pos="5080"/>
-        </w:tabs>
-        <w:spacing w:after="160" w:line="240" w:lineRule="auto"/>
-        <w:contextualSpacing/>
-        <w:rPr>
-          <w:rFonts w:ascii="Century" w:hAnsi="Century" w:cs="Times New Roman"/>
-          <w:b/>
-          <w:bCs/>
-        </w:rPr>
-      </w:pPr>
-      <w:r>
-        <w:rPr>
-          <w:rFonts w:ascii="Century" w:hAnsi="Century" w:cs="Times New Roman"/>
-          <w:b/>
-          <w:bCs/>
-        </w:rPr>
-        <w:t>Descripción y Costos Referencial</w:t>
-      </w:r>
-    </w:p>
-    <w:p>
-      <w:pPr>
-        <w:tabs>
-          <w:tab w:val="left" w:pos="5080"/>
-        </w:tabs>
-        <w:spacing w:after="160" w:line="240" w:lineRule="auto"/>
-        <w:ind w:left="720"/>
-        <w:contextualSpacing/>
-        <w:rPr>
-          <w:rFonts w:ascii="Century" w:hAnsi="Century" w:cs="Times New Roman"/>
-          <w:b/>
-          <w:bCs/>
-        </w:rPr>
-      </w:pPr>
-    </w:p>
-    <w:tbl>
-      <w:tblPr>
-        <w:tblW w:w="9178" w:type="dxa"/>
-        <w:tblCellMar>
-          <w:left w:w="70" w:type="dxa"/>
-          <w:right w:w="70" w:type="dxa"/>
-        </w:tblCellMar>
-        <w:tblLook w:val="04A0" w:firstRow="1" w:lastRow="0" w:firstColumn="1" w:lastColumn="0" w:noHBand="0" w:noVBand="1"/>
-      </w:tblPr>
-      <w:tblGrid>
-        <w:gridCol w:w="562"/>
-        <w:gridCol w:w="3123"/>
-        <w:gridCol w:w="1260"/>
-        <w:gridCol w:w="1350"/>
-        <w:gridCol w:w="1170"/>
-        <w:gridCol w:w="1713"/>
-      </w:tblGrid>
-      <w:tr>
-        <w:trPr>
-          <w:trHeight w:val="746"/>
-        </w:trPr>
-        <w:tc>
-          <w:tcPr>
-            <w:tcW w:w="562" w:type="dxa"/>
-            <w:tcBorders>
-              <w:top w:val="single" w:sz="4" w:space="0" w:color="auto"/>
-              <w:left w:val="single" w:sz="4" w:space="0" w:color="auto"/>
-              <w:bottom w:val="single" w:sz="4" w:space="0" w:color="auto"/>
-              <w:right w:val="single" w:sz="4" w:space="0" w:color="auto"/>
-            </w:tcBorders>
-            <w:shd w:val="clear" w:color="auto" w:fill="auto"/>
-            <w:noWrap/>
-            <w:vAlign w:val="center"/>
-            <w:hideMark/>
-          </w:tcPr>
-          <w:p>
-            <w:pPr>
-              <w:spacing w:after="0" w:line="240" w:lineRule="auto"/>
-              <w:jc w:val="center"/>
-              <w:rPr>
-                <w:rFonts w:ascii="Century" w:eastAsia="Times New Roman" w:hAnsi="Century" w:cs="Times New Roman"/>
-                <w:b/>
-                <w:bCs/>
-                <w:color w:val="000000"/>
-                <w:sz w:val="20"/>
-                <w:szCs w:val="20"/>
-                <w:lang w:eastAsia="es-BO"/>
-              </w:rPr>
-            </w:pPr>
-            <w:bookmarkStart w:id="4" w:name="_Hlk132644364"/>
-            <w:proofErr w:type="spellStart"/>
-            <w:r>
-              <w:rPr>
-                <w:rFonts w:ascii="Century" w:eastAsia="Times New Roman" w:hAnsi="Century" w:cs="Times New Roman"/>
-                <w:b/>
-                <w:bCs/>
-                <w:color w:val="000000"/>
-                <w:sz w:val="18"/>
-                <w:szCs w:val="18"/>
-                <w:lang w:eastAsia="es-BO"/>
-              </w:rPr>
-              <w:t>Nº</w:t>
-            </w:r>
-            <w:proofErr w:type="spellEnd"/>
-          </w:p>
-        </w:tc>
-        <w:tc>
-          <w:tcPr>
-            <w:tcW w:w="3123" w:type="dxa"/>
-            <w:tcBorders>
-              <w:top w:val="single" w:sz="4" w:space="0" w:color="auto"/>
-              <w:left w:val="nil"/>
-              <w:bottom w:val="single" w:sz="4" w:space="0" w:color="auto"/>
-              <w:right w:val="single" w:sz="4" w:space="0" w:color="auto"/>
-            </w:tcBorders>
-            <w:shd w:val="clear" w:color="auto" w:fill="auto"/>
-            <w:noWrap/>
-            <w:vAlign w:val="center"/>
-            <w:hideMark/>
-          </w:tcPr>
-          <w:p>
-            <w:pPr>
-              <w:spacing w:after="0" w:line="240" w:lineRule="auto"/>
-              <w:jc w:val="center"/>
-              <w:rPr>
-                <w:rFonts w:ascii="Century" w:eastAsia="Times New Roman" w:hAnsi="Century" w:cs="Times New Roman"/>
-                <w:b/>
-                <w:bCs/>
-                <w:color w:val="000000"/>
-                <w:sz w:val="18"/>
-                <w:szCs w:val="18"/>
-                <w:lang w:eastAsia="es-BO"/>
-              </w:rPr>
-            </w:pPr>
-            <w:r>
-              <w:rPr>
-                <w:rFonts w:ascii="Century" w:eastAsia="Times New Roman" w:hAnsi="Century" w:cs="Times New Roman"/>
-                <w:b/>
-                <w:bCs/>
-                <w:color w:val="000000"/>
-                <w:sz w:val="18"/>
-                <w:szCs w:val="18"/>
-                <w:lang w:eastAsia="es-BO"/>
-              </w:rPr>
-              <w:t>DESCRIPCIÓN</w:t>
-            </w:r>
-          </w:p>
-        </w:tc>
-        <w:tc>
-          <w:tcPr>
-            <w:tcW w:w="1260" w:type="dxa"/>
-            <w:tcBorders>
-              <w:top w:val="single" w:sz="4" w:space="0" w:color="auto"/>
-              <w:left w:val="nil"/>
-              <w:bottom w:val="single" w:sz="4" w:space="0" w:color="auto"/>
-              <w:right w:val="single" w:sz="4" w:space="0" w:color="auto"/>
-            </w:tcBorders>
-            <w:shd w:val="clear" w:color="auto" w:fill="auto"/>
-            <w:noWrap/>
-            <w:vAlign w:val="center"/>
-            <w:hideMark/>
-          </w:tcPr>
-          <w:p>
-            <w:pPr>
-              <w:spacing w:after="0" w:line="240" w:lineRule="auto"/>
-              <w:jc w:val="center"/>
-              <w:rPr>
-                <w:rFonts w:ascii="Century" w:eastAsia="Times New Roman" w:hAnsi="Century" w:cs="Times New Roman"/>
-                <w:b/>
-                <w:bCs/>
-                <w:color w:val="000000"/>
-                <w:sz w:val="18"/>
-                <w:szCs w:val="18"/>
-                <w:lang w:eastAsia="es-BO"/>
-              </w:rPr>
-            </w:pPr>
-            <w:r>
-              <w:rPr>
-                <w:rFonts w:ascii="Century" w:eastAsia="Times New Roman" w:hAnsi="Century" w:cs="Times New Roman"/>
-                <w:b/>
-                <w:bCs/>
-                <w:color w:val="000000"/>
-                <w:sz w:val="18"/>
-                <w:szCs w:val="18"/>
-                <w:lang w:eastAsia="es-BO"/>
-              </w:rPr>
-              <w:t>UNIDAD DE MEDIDA</w:t>
-            </w:r>
-          </w:p>
-        </w:tc>
-        <w:tc>
-          <w:tcPr>
-            <w:tcW w:w="1350" w:type="dxa"/>
-            <w:tcBorders>
-              <w:top w:val="single" w:sz="4" w:space="0" w:color="auto"/>
-              <w:left w:val="nil"/>
-              <w:bottom w:val="single" w:sz="4" w:space="0" w:color="auto"/>
-              <w:right w:val="single" w:sz="4" w:space="0" w:color="auto"/>
-            </w:tcBorders>
-            <w:shd w:val="clear" w:color="auto" w:fill="auto"/>
-            <w:noWrap/>
-            <w:vAlign w:val="center"/>
-            <w:hideMark/>
-          </w:tcPr>
-          <w:p>
-            <w:pPr>
-              <w:spacing w:after="0" w:line="240" w:lineRule="auto"/>
-              <w:jc w:val="center"/>
-              <w:rPr>
-                <w:rFonts w:ascii="Century" w:eastAsia="Times New Roman" w:hAnsi="Century" w:cs="Times New Roman"/>
-                <w:b/>
-                <w:bCs/>
-                <w:color w:val="000000"/>
-                <w:sz w:val="18"/>
-                <w:szCs w:val="18"/>
-                <w:lang w:eastAsia="es-BO"/>
-              </w:rPr>
-            </w:pPr>
-            <w:r>
-              <w:rPr>
-                <w:rFonts w:ascii="Century" w:eastAsia="Times New Roman" w:hAnsi="Century" w:cs="Times New Roman"/>
-                <w:b/>
-                <w:bCs/>
-                <w:color w:val="000000"/>
-                <w:sz w:val="18"/>
-                <w:szCs w:val="18"/>
-                <w:lang w:eastAsia="es-BO"/>
-              </w:rPr>
-              <w:t>CANTIDAD SOLICITADA</w:t>
-            </w:r>
-          </w:p>
-        </w:tc>
-        <w:tc>
-          <w:tcPr>
-            <w:tcW w:w="1170" w:type="dxa"/>
-            <w:tcBorders>
-              <w:top w:val="single" w:sz="4" w:space="0" w:color="auto"/>
-              <w:left w:val="nil"/>
-              <w:bottom w:val="single" w:sz="4" w:space="0" w:color="auto"/>
-              <w:right w:val="single" w:sz="4" w:space="0" w:color="auto"/>
-            </w:tcBorders>
-            <w:shd w:val="clear" w:color="auto" w:fill="auto"/>
-            <w:noWrap/>
-            <w:vAlign w:val="center"/>
-            <w:hideMark/>
-          </w:tcPr>
-          <w:p>
-            <w:pPr>
-              <w:spacing w:after="0" w:line="240" w:lineRule="auto"/>
-              <w:jc w:val="center"/>
-              <w:rPr>
-                <w:rFonts w:ascii="Century" w:eastAsia="Times New Roman" w:hAnsi="Century" w:cs="Times New Roman"/>
-                <w:b/>
-                <w:bCs/>
-                <w:color w:val="000000"/>
-                <w:sz w:val="18"/>
-                <w:szCs w:val="18"/>
-                <w:lang w:eastAsia="es-BO"/>
-              </w:rPr>
-            </w:pPr>
-            <w:r>
-              <w:rPr>
-                <w:rFonts w:ascii="Century" w:eastAsia="Times New Roman" w:hAnsi="Century" w:cs="Times New Roman"/>
-                <w:b/>
-                <w:bCs/>
-                <w:color w:val="000000"/>
-                <w:sz w:val="18"/>
-                <w:szCs w:val="18"/>
-                <w:lang w:eastAsia="es-BO"/>
-              </w:rPr>
-              <w:t>PRECIO</w:t>
-            </w:r>
-          </w:p>
-          <w:p>
-            <w:pPr>
-              <w:spacing w:after="0" w:line="240" w:lineRule="auto"/>
-              <w:jc w:val="center"/>
-              <w:rPr>
-                <w:rFonts w:ascii="Century" w:eastAsia="Times New Roman" w:hAnsi="Century" w:cs="Times New Roman"/>
-                <w:b/>
-                <w:bCs/>
-                <w:color w:val="000000"/>
-                <w:sz w:val="18"/>
-                <w:szCs w:val="18"/>
-                <w:lang w:eastAsia="es-BO"/>
-              </w:rPr>
-            </w:pPr>
-            <w:r>
-              <w:rPr>
-                <w:rFonts w:ascii="Century" w:eastAsia="Times New Roman" w:hAnsi="Century" w:cs="Times New Roman"/>
-                <w:b/>
-                <w:bCs/>
-                <w:color w:val="000000"/>
-                <w:sz w:val="18"/>
-                <w:szCs w:val="18"/>
-                <w:lang w:eastAsia="es-BO"/>
-              </w:rPr>
-              <w:t>UNITARIO</w:t>
-            </w:r>
-            <w:r>
-              <w:rPr>
-                <w:rFonts w:ascii="Century" w:eastAsia="Times New Roman" w:hAnsi="Century" w:cs="Times New Roman"/>
-                <w:b/>
-                <w:bCs/>
-                <w:color w:val="000000"/>
-                <w:sz w:val="18"/>
-                <w:szCs w:val="18"/>
-                <w:lang w:eastAsia="es-BO"/>
-              </w:rPr>
-              <w:t>.</w:t>
-            </w:r>
-          </w:p>
-        </w:tc>
-        <w:tc>
-          <w:tcPr>
-            <w:tcW w:w="1713" w:type="dxa"/>
-            <w:tcBorders>
-              <w:top w:val="single" w:sz="4" w:space="0" w:color="auto"/>
-              <w:left w:val="nil"/>
-              <w:bottom w:val="single" w:sz="4" w:space="0" w:color="auto"/>
-              <w:right w:val="single" w:sz="4" w:space="0" w:color="auto"/>
-            </w:tcBorders>
-            <w:shd w:val="clear" w:color="auto" w:fill="auto"/>
-            <w:noWrap/>
-            <w:vAlign w:val="center"/>
-            <w:hideMark/>
-          </w:tcPr>
-          <w:p>
-            <w:pPr>
-              <w:spacing w:after="0" w:line="240" w:lineRule="auto"/>
-              <w:jc w:val="center"/>
-              <w:rPr>
-                <w:rFonts w:ascii="Century" w:eastAsia="Times New Roman" w:hAnsi="Century" w:cs="Times New Roman"/>
-                <w:b/>
-                <w:bCs/>
-                <w:color w:val="000000"/>
-                <w:sz w:val="18"/>
-                <w:szCs w:val="18"/>
-                <w:lang w:eastAsia="es-BO"/>
-              </w:rPr>
-            </w:pPr>
-            <w:r>
-              <w:rPr>
-                <w:rFonts w:ascii="Century" w:eastAsia="Times New Roman" w:hAnsi="Century" w:cs="Times New Roman"/>
-                <w:b/>
-                <w:bCs/>
-                <w:color w:val="000000"/>
-                <w:sz w:val="18"/>
-                <w:szCs w:val="18"/>
-                <w:lang w:eastAsia="es-BO"/>
-              </w:rPr>
-              <w:t>PRECIO</w:t>
-            </w:r>
-          </w:p>
-          <w:p>
-            <w:pPr>
-              <w:spacing w:after="0" w:line="240" w:lineRule="auto"/>
-              <w:jc w:val="center"/>
-              <w:rPr>
-                <w:rFonts w:ascii="Century" w:eastAsia="Times New Roman" w:hAnsi="Century" w:cs="Times New Roman"/>
-                <w:b/>
-                <w:bCs/>
-                <w:color w:val="000000"/>
-                <w:sz w:val="18"/>
-                <w:szCs w:val="18"/>
-                <w:lang w:eastAsia="es-BO"/>
-              </w:rPr>
-            </w:pPr>
-            <w:r>
-              <w:rPr>
-                <w:rFonts w:ascii="Century" w:eastAsia="Times New Roman" w:hAnsi="Century" w:cs="Times New Roman"/>
-                <w:b/>
-                <w:bCs/>
-                <w:color w:val="000000"/>
-                <w:sz w:val="18"/>
-                <w:szCs w:val="18"/>
-                <w:lang w:eastAsia="es-BO"/>
-              </w:rPr>
-              <w:t>REFERENCIAL</w:t>
-            </w:r>
-          </w:p>
-        </w:tc>
-      </w:tr>
-      <w:tr>
-        <w:trPr>
-          <w:trHeight w:val="398"/>
-        </w:trPr>
-        <w:tc>
-          <w:tcPr>
-            <w:tcW w:w="562" w:type="dxa"/>
-            <w:tcBorders>
-              <w:top w:val="single" w:sz="4" w:space="0" w:color="auto"/>
-              <w:left w:val="single" w:sz="4" w:space="0" w:color="auto"/>
-              <w:bottom w:val="single" w:sz="4" w:space="0" w:color="auto"/>
-              <w:right w:val="single" w:sz="4" w:space="0" w:color="auto"/>
-            </w:tcBorders>
-            <w:shd w:val="clear" w:color="auto" w:fill="auto"/>
-            <w:noWrap/>
-            <w:vAlign w:val="center"/>
-          </w:tcPr>
-          <w:p>
-            <w:pPr>
-              <w:spacing w:after="0" w:line="240" w:lineRule="auto"/>
-              <w:jc w:val="center"/>
-              <w:rPr>
-                <w:rFonts w:ascii="Century" w:eastAsia="Times New Roman" w:hAnsi="Century" w:cs="Times New Roman"/>
-                <w:color w:val="000000"/>
-                <w:sz w:val="20"/>
-                <w:szCs w:val="20"/>
-                <w:lang w:eastAsia="es-BO"/>
-              </w:rPr>
-            </w:pPr>
-            <w:r>
-              <w:rPr>
-                <w:rFonts w:ascii="Century" w:eastAsia="Times New Roman" w:hAnsi="Century" w:cs="Times New Roman"/>
-                <w:color w:val="000000"/>
-                <w:sz w:val="20"/>
-                <w:szCs w:val="20"/>
-                <w:lang w:eastAsia="es-BO"/>
-              </w:rPr>
-              <w:t>N</w:t>
-            </w:r>
-          </w:p>
-        </w:tc>
-        <w:tc>
-          <w:tcPr>
-            <w:tcW w:w="3123" w:type="dxa"/>
-            <w:tcBorders>
-              <w:top w:val="single" w:sz="4" w:space="0" w:color="auto"/>
-              <w:left w:val="nil"/>
-              <w:bottom w:val="single" w:sz="4" w:space="0" w:color="auto"/>
-              <w:right w:val="single" w:sz="4" w:space="0" w:color="auto"/>
-            </w:tcBorders>
-            <w:shd w:val="clear" w:color="auto" w:fill="auto"/>
-            <w:noWrap/>
-            <w:vAlign w:val="center"/>
-          </w:tcPr>
-          <w:p>
-            <w:pPr>
-              <w:spacing w:after="0" w:line="240" w:lineRule="auto"/>
-              <w:jc w:val="center"/>
-              <w:rPr>
-                <w:rFonts w:ascii="Century" w:eastAsia="Times New Roman" w:hAnsi="Century" w:cs="Times New Roman"/>
-                <w:color w:val="000000"/>
-                <w:sz w:val="20"/>
-                <w:szCs w:val="20"/>
-                <w:lang w:eastAsia="es-BO"/>
-              </w:rPr>
-            </w:pPr>
-            <w:r>
-              <w:rPr>
-                <w:rFonts w:ascii="Century" w:eastAsia="Times New Roman" w:hAnsi="Century" w:cs="Times New Roman"/>
-                <w:color w:val="000000"/>
-                <w:sz w:val="20"/>
-                <w:szCs w:val="20"/>
-                <w:lang w:eastAsia="es-BO"/>
-              </w:rPr>
-              <w:t>d</w:t>
-            </w:r>
-          </w:p>
-        </w:tc>
-        <w:tc>
-          <w:tcPr>
-            <w:tcW w:w="1260" w:type="dxa"/>
-            <w:tcBorders>
-              <w:top w:val="single" w:sz="4" w:space="0" w:color="auto"/>
-              <w:left w:val="nil"/>
-              <w:bottom w:val="single" w:sz="4" w:space="0" w:color="auto"/>
-              <w:right w:val="single" w:sz="4" w:space="0" w:color="auto"/>
-            </w:tcBorders>
-            <w:shd w:val="clear" w:color="auto" w:fill="auto"/>
-            <w:noWrap/>
-            <w:vAlign w:val="center"/>
-          </w:tcPr>
-          <w:p>
-            <w:pPr>
-              <w:spacing w:after="0" w:line="240" w:lineRule="auto"/>
-              <w:jc w:val="center"/>
-              <w:rPr>
-                <w:rFonts w:ascii="Century" w:eastAsia="Times New Roman" w:hAnsi="Century" w:cs="Times New Roman"/>
-                <w:color w:val="000000"/>
-                <w:sz w:val="20"/>
-                <w:szCs w:val="20"/>
-                <w:lang w:eastAsia="es-BO"/>
-              </w:rPr>
-            </w:pPr>
-            <w:r>
-              <w:rPr>
-                <w:rFonts w:ascii="Century" w:eastAsia="Times New Roman" w:hAnsi="Century" w:cs="Times New Roman"/>
-                <w:color w:val="000000"/>
-                <w:sz w:val="20"/>
-                <w:szCs w:val="20"/>
-                <w:lang w:eastAsia="es-BO"/>
-              </w:rPr>
-              <w:t>u</w:t>
-            </w:r>
-          </w:p>
-        </w:tc>
-        <w:tc>
-          <w:tcPr>
-            <w:tcW w:w="1350" w:type="dxa"/>
-            <w:tcBorders>
-              <w:top w:val="single" w:sz="4" w:space="0" w:color="auto"/>
-              <w:left w:val="nil"/>
-              <w:bottom w:val="single" w:sz="4" w:space="0" w:color="auto"/>
-              <w:right w:val="single" w:sz="4" w:space="0" w:color="auto"/>
-            </w:tcBorders>
-            <w:shd w:val="clear" w:color="auto" w:fill="auto"/>
-            <w:noWrap/>
-            <w:vAlign w:val="center"/>
-          </w:tcPr>
-          <w:p>
-            <w:pPr>
-              <w:spacing w:after="0" w:line="240" w:lineRule="auto"/>
-              <w:jc w:val="center"/>
-              <w:rPr>
-                <w:rFonts w:ascii="Century" w:eastAsia="Times New Roman" w:hAnsi="Century" w:cs="Times New Roman"/>
-                <w:color w:val="000000"/>
-                <w:sz w:val="20"/>
-                <w:szCs w:val="20"/>
-                <w:lang w:eastAsia="es-BO"/>
-              </w:rPr>
-            </w:pPr>
-            <w:proofErr w:type="spellStart"/>
-            <w:r>
-              <w:rPr>
-                <w:rFonts w:ascii="Century" w:eastAsia="Times New Roman" w:hAnsi="Century" w:cs="Times New Roman"/>
-                <w:color w:val="000000"/>
-                <w:sz w:val="20"/>
-                <w:szCs w:val="20"/>
-                <w:lang w:eastAsia="es-BO"/>
-              </w:rPr>
-              <w:t>cant</w:t>
-            </w:r>
-            <w:proofErr w:type="spellEnd"/>
-          </w:p>
-        </w:tc>
-        <w:tc>
-          <w:tcPr>
-            <w:tcW w:w="1170" w:type="dxa"/>
-            <w:tcBorders>
-              <w:top w:val="single" w:sz="4" w:space="0" w:color="auto"/>
-              <w:left w:val="nil"/>
-              <w:bottom w:val="single" w:sz="4" w:space="0" w:color="auto"/>
-              <w:right w:val="single" w:sz="4" w:space="0" w:color="auto"/>
-            </w:tcBorders>
-            <w:shd w:val="clear" w:color="auto" w:fill="auto"/>
-            <w:noWrap/>
-            <w:vAlign w:val="center"/>
-          </w:tcPr>
-          <w:p>
-            <w:pPr>
-              <w:spacing w:after="0" w:line="240" w:lineRule="auto"/>
-              <w:jc w:val="center"/>
-              <w:rPr>
-                <w:rFonts w:ascii="Century" w:eastAsia="Times New Roman" w:hAnsi="Century" w:cs="Times New Roman"/>
-                <w:color w:val="000000"/>
-                <w:sz w:val="20"/>
-                <w:szCs w:val="20"/>
-                <w:lang w:eastAsia="es-BO"/>
-              </w:rPr>
-            </w:pPr>
-            <w:proofErr w:type="spellStart"/>
-            <w:r>
-              <w:rPr>
-                <w:rFonts w:ascii="Century" w:eastAsia="Times New Roman" w:hAnsi="Century" w:cs="Times New Roman"/>
-                <w:color w:val="000000"/>
-                <w:sz w:val="20"/>
-                <w:szCs w:val="20"/>
-                <w:lang w:eastAsia="es-BO"/>
-              </w:rPr>
-              <w:t>pu</w:t>
-            </w:r>
-            <w:proofErr w:type="spellEnd"/>
-          </w:p>
-        </w:tc>
-        <w:tc>
-          <w:tcPr>
-            <w:tcW w:w="1713" w:type="dxa"/>
-            <w:tcBorders>
-              <w:top w:val="single" w:sz="4" w:space="0" w:color="auto"/>
-              <w:left w:val="nil"/>
-              <w:bottom w:val="single" w:sz="4" w:space="0" w:color="auto"/>
-              <w:right w:val="single" w:sz="4" w:space="0" w:color="auto"/>
-            </w:tcBorders>
-            <w:shd w:val="clear" w:color="auto" w:fill="auto"/>
-            <w:noWrap/>
-            <w:vAlign w:val="center"/>
-          </w:tcPr>
-          <w:p>
-            <w:pPr>
-              <w:spacing w:after="0" w:line="240" w:lineRule="auto"/>
-              <w:jc w:val="center"/>
-              <w:rPr>
-                <w:rFonts w:ascii="Century" w:eastAsia="Times New Roman" w:hAnsi="Century" w:cs="Times New Roman"/>
-                <w:color w:val="000000"/>
-                <w:sz w:val="20"/>
-                <w:szCs w:val="20"/>
-                <w:lang w:eastAsia="es-BO"/>
-              </w:rPr>
-            </w:pPr>
-            <w:r>
-              <w:rPr>
-                <w:rFonts w:ascii="Century" w:eastAsia="Times New Roman" w:hAnsi="Century" w:cs="Times New Roman"/>
-                <w:color w:val="000000"/>
-                <w:sz w:val="20"/>
-                <w:szCs w:val="20"/>
-                <w:lang w:eastAsia="es-BO"/>
-              </w:rPr>
-              <w:t>pt</w:t>
-            </w:r>
-          </w:p>
-        </w:tc>
-      </w:tr>
-      <w:tr>
-        <w:trPr>
-          <w:trHeight w:val="340"/>
-        </w:trPr>
-        <w:tc>
-          <w:tcPr>
-            <w:tcW w:w="7465" w:type="dxa"/>
-            <w:gridSpan w:val="5"/>
-            <w:tcBorders>
-              <w:top w:val="single" w:sz="4" w:space="0" w:color="auto"/>
-              <w:left w:val="single" w:sz="4" w:space="0" w:color="auto"/>
-              <w:bottom w:val="single" w:sz="4" w:space="0" w:color="auto"/>
-              <w:right w:val="single" w:sz="4" w:space="0" w:color="auto"/>
-            </w:tcBorders>
-            <w:shd w:val="clear" w:color="auto" w:fill="auto"/>
-            <w:noWrap/>
-            <w:vAlign w:val="center"/>
-          </w:tcPr>
-          <w:p>
-            <w:pPr>
-              <w:spacing w:after="0" w:line="240" w:lineRule="auto"/>
-              <w:jc w:val="center"/>
-              <w:rPr>
-                <w:rFonts w:ascii="Century" w:eastAsia="Times New Roman" w:hAnsi="Century" w:cs="Times New Roman"/>
-                <w:color w:val="000000"/>
-                <w:lang w:eastAsia="es-BO"/>
-              </w:rPr>
-            </w:pPr>
-            <w:proofErr w:type="gramStart"/>
-            <w:r>
-              <w:rPr>
-                <w:rFonts w:ascii="Century" w:eastAsia="Times New Roman" w:hAnsi="Century" w:cs="Times New Roman"/>
-                <w:b/>
-                <w:bCs/>
-                <w:color w:val="000000"/>
-                <w:lang w:eastAsia="es-BO"/>
-              </w:rPr>
-              <w:t>TOTAL</w:t>
-            </w:r>
-            <w:proofErr w:type="gramEnd"/>
-            <w:r>
-              <w:rPr>
-                <w:rFonts w:ascii="Century" w:eastAsia="Times New Roman" w:hAnsi="Century" w:cs="Times New Roman"/>
-                <w:b/>
-                <w:bCs/>
-                <w:color w:val="000000"/>
-                <w:lang w:eastAsia="es-BO"/>
-              </w:rPr>
-              <w:t xml:space="preserve"> PRECIO REFERENCIAL</w:t>
-            </w:r>
-          </w:p>
-        </w:tc>
-        <w:tc>
-          <w:tcPr>
-            <w:tcW w:w="1713" w:type="dxa"/>
-            <w:tcBorders>
-              <w:top w:val="single" w:sz="4" w:space="0" w:color="auto"/>
-              <w:left w:val="nil"/>
-              <w:bottom w:val="single" w:sz="4" w:space="0" w:color="auto"/>
-              <w:right w:val="single" w:sz="4" w:space="0" w:color="auto"/>
-            </w:tcBorders>
-            <w:shd w:val="clear" w:color="auto" w:fill="auto"/>
-            <w:noWrap/>
-            <w:vAlign w:val="center"/>
-          </w:tcPr>
-          <w:p>
-            <w:pPr>
-              <w:spacing w:after="0" w:line="240" w:lineRule="auto"/>
-              <w:jc w:val="center"/>
-              <w:rPr>
-                <w:rFonts w:ascii="Century" w:eastAsia="Times New Roman" w:hAnsi="Century" w:cs="Times New Roman"/>
-                <w:b/>
-                <w:bCs/>
-                <w:color w:val="000000"/>
-                <w:lang w:eastAsia="es-BO"/>
-              </w:rPr>
-            </w:pPr>
-            <w:r>
-              <w:rPr>
-                <w:rFonts w:ascii="Century" w:eastAsia="Times New Roman" w:hAnsi="Century" w:cs="Times New Roman"/>
-                <w:b/>
-                <w:bCs/>
-                <w:color w:val="000000"/>
-                <w:lang w:eastAsia="es-BO"/>
-              </w:rPr>
-              <w:t>{TOTAL}</w:t>
-            </w:r>
-          </w:p>
-        </w:tc>
-      </w:tr>
-      <w:bookmarkEnd w:id="1"/>
-      <w:bookmarkEnd w:id="4"/>
-    </w:tbl>
-    <w:p>
-      <w:pPr>
-        <w:tabs>
-          <w:tab w:val="left" w:pos="5080"/>
-        </w:tabs>
-        <w:spacing w:line="240" w:lineRule="auto"/>
-        <w:contextualSpacing/>
-        <w:rPr>
-          <w:rFonts w:ascii="Century" w:hAnsi="Century" w:cs="Times New Roman"/>
-          <w:b/>
-          <w:bCs/>
-          <w:sz w:val="16"/>
-          <w:szCs w:val="16"/>
-        </w:rPr>
-      </w:pPr>
-    </w:p>
-    <w:bookmarkEnd w:id="0"/>
-    <w:p>
-      <w:pPr>
-        <w:pStyle w:val="Prrafodelista"/>
-        <w:numPr>
-          <w:ilvl w:val="0"/>
-          <w:numId w:val="17"/>
-        </w:numPr>
-        <w:spacing w:after="160" w:line="240" w:lineRule="auto"/>
-        <w:rPr>
-          <w:rFonts w:ascii="Century" w:hAnsi="Century" w:cs="Times New Roman"/>
-          <w:b/>
-          <w:bCs/>
-        </w:rPr>
-      </w:pPr>
-      <w:r>
-        <w:rPr>
-          <w:rFonts w:ascii="Century" w:hAnsi="Century" w:cs="Times New Roman"/>
-          <w:b/>
-          <w:bCs/>
-        </w:rPr>
-        <w:t>Modalidad de contratación</w:t>
-      </w:r>
-    </w:p>
-    <w:tbl>
-      <w:tblPr>
-        <w:tblpPr w:leftFromText="141" w:rightFromText="141" w:vertAnchor="text" w:horzAnchor="margin" w:tblpX="-5" w:tblpY="-30"/>
-        <w:tblW w:w="9209" w:type="dxa"/>
-        <w:tblLayout w:type="fixed"/>
-        <w:tblCellMar>
-          <w:left w:w="70" w:type="dxa"/>
-          <w:right w:w="70" w:type="dxa"/>
-        </w:tblCellMar>
-        <w:tblLook w:val="04A0" w:firstRow="1" w:lastRow="0" w:firstColumn="1" w:lastColumn="0" w:noHBand="0" w:noVBand="1"/>
-      </w:tblPr>
-      <w:tblGrid>
-        <w:gridCol w:w="4531"/>
-        <w:gridCol w:w="4678"/>
-      </w:tblGrid>
-      <w:tr>
-        <w:trPr>
-          <w:trHeight w:val="417"/>
-        </w:trPr>
-        <w:tc>
-          <w:tcPr>
-            <w:tcW w:w="4531" w:type="dxa"/>
-            <w:tcBorders>
-              <w:top w:val="single" w:sz="4" w:space="0" w:color="000000"/>
-              <w:left w:val="single" w:sz="4" w:space="0" w:color="000000"/>
-              <w:bottom w:val="single" w:sz="4" w:space="0" w:color="000000"/>
-              <w:right w:val="single" w:sz="4" w:space="0" w:color="000000"/>
-            </w:tcBorders>
-            <w:shd w:val="clear" w:color="000000" w:fill="F2F2F2"/>
-            <w:vAlign w:val="center"/>
-          </w:tcPr>
-          <w:p>
-            <w:pPr>
-              <w:widowControl w:val="0"/>
-              <w:spacing w:after="0" w:line="240" w:lineRule="auto"/>
-              <w:rPr>
-                <w:rFonts w:ascii="Century" w:eastAsia="Times New Roman" w:hAnsi="Century" w:cs="Times New Roman"/>
-                <w:b/>
-                <w:bCs/>
-                <w:color w:val="000000"/>
-                <w:lang w:eastAsia="es-BO"/>
-              </w:rPr>
-            </w:pPr>
-            <w:r>
-              <w:rPr>
-                <w:rFonts w:ascii="Century" w:eastAsia="Times New Roman" w:hAnsi="Century" w:cs="Times New Roman"/>
-                <w:b/>
-                <w:bCs/>
-                <w:color w:val="000000"/>
-                <w:lang w:eastAsia="es-BO"/>
-              </w:rPr>
-              <w:t>Modalidad de Contratación</w:t>
-            </w:r>
-          </w:p>
-        </w:tc>
-        <w:tc>
-          <w:tcPr>
-            <w:tcW w:w="4678" w:type="dxa"/>
-            <w:tcBorders>
-              <w:top w:val="single" w:sz="4" w:space="0" w:color="000000"/>
-              <w:left w:val="single" w:sz="4" w:space="0" w:color="000000"/>
-              <w:bottom w:val="single" w:sz="4" w:space="0" w:color="000000"/>
-              <w:right w:val="single" w:sz="4" w:space="0" w:color="000000"/>
-            </w:tcBorders>
-            <w:shd w:val="clear" w:color="000000" w:fill="F2F2F2"/>
-            <w:vAlign w:val="center"/>
-          </w:tcPr>
-          <w:p>
-            <w:pPr>
-              <w:widowControl w:val="0"/>
-              <w:spacing w:after="0" w:line="240" w:lineRule="auto"/>
-              <w:jc w:val="center"/>
-              <w:rPr>
-                <w:rFonts w:ascii="Century" w:eastAsia="Times New Roman" w:hAnsi="Century" w:cs="Times New Roman"/>
-                <w:color w:val="000000"/>
-                <w:lang w:eastAsia="es-BO"/>
-              </w:rPr>
-            </w:pPr>
-            <w:r>
-              <w:rPr>
-                <w:rFonts w:ascii="Century" w:eastAsia="Times New Roman" w:hAnsi="Century" w:cs="Times New Roman"/>
-                <w:color w:val="000000"/>
-                <w:lang w:eastAsia="es-BO"/>
-              </w:rPr>
-              <w:t>Contratación Menor</w:t>
-            </w:r>
-          </w:p>
-        </w:tc>
-      </w:tr>
-    </w:tbl>
-    <w:p>
-      <w:pPr>
-        <w:spacing w:after="0" w:line="240" w:lineRule="auto"/>
-        <w:rPr>
-          <w:rFonts w:ascii="Century" w:hAnsi="Century" w:cs="Times New Roman"/>
-          <w:b/>
-          <w:bCs/>
-        </w:rPr>
-      </w:pPr>
-    </w:p>
-    <w:p>
-      <w:pPr>
-        <w:pStyle w:val="Prrafodelista"/>
-        <w:numPr>
-          <w:ilvl w:val="0"/>
-          <w:numId w:val="17"/>
-        </w:numPr>
-        <w:spacing w:after="160" w:line="240" w:lineRule="auto"/>
-        <w:rPr>
-          <w:rFonts w:ascii="Century" w:hAnsi="Century" w:cs="Times New Roman"/>
-          <w:b/>
-          <w:bCs/>
-        </w:rPr>
-      </w:pPr>
-      <w:r>
-        <w:rPr>
-          <w:rFonts w:ascii="Century" w:hAnsi="Century" w:cs="Times New Roman"/>
-          <w:b/>
-          <w:bCs/>
-        </w:rPr>
-        <w:t>Método de evaluación</w:t>
-      </w:r>
-    </w:p>
-    <w:tbl>
-      <w:tblPr>
-        <w:tblW w:w="9214" w:type="dxa"/>
-        <w:tblInd w:w="-5" w:type="dxa"/>
-        <w:tblLayout w:type="fixed"/>
-        <w:tblCellMar>
-          <w:left w:w="70" w:type="dxa"/>
-          <w:right w:w="70" w:type="dxa"/>
-        </w:tblCellMar>
-        <w:tblLook w:val="04A0" w:firstRow="1" w:lastRow="0" w:firstColumn="1" w:lastColumn="0" w:noHBand="0" w:noVBand="1"/>
-      </w:tblPr>
-      <w:tblGrid>
-        <w:gridCol w:w="4536"/>
-        <w:gridCol w:w="4678"/>
-      </w:tblGrid>
-      <w:tr>
-        <w:trPr>
-          <w:trHeight w:val="412"/>
-        </w:trPr>
-        <w:tc>
-          <w:tcPr>
-            <w:tcW w:w="4536" w:type="dxa"/>
-            <w:tcBorders>
-              <w:top w:val="single" w:sz="4" w:space="0" w:color="000000"/>
-              <w:left w:val="single" w:sz="4" w:space="0" w:color="000000"/>
-              <w:bottom w:val="single" w:sz="4" w:space="0" w:color="000000"/>
-              <w:right w:val="single" w:sz="4" w:space="0" w:color="000000"/>
-            </w:tcBorders>
-            <w:shd w:val="clear" w:color="000000" w:fill="F2F2F2"/>
-            <w:vAlign w:val="center"/>
-          </w:tcPr>
-          <w:p>
-            <w:pPr>
-              <w:widowControl w:val="0"/>
-              <w:spacing w:after="0" w:line="240" w:lineRule="auto"/>
-              <w:rPr>
-                <w:rFonts w:ascii="Century" w:eastAsia="Times New Roman" w:hAnsi="Century" w:cs="Times New Roman"/>
-                <w:b/>
-                <w:bCs/>
-                <w:color w:val="000000"/>
-                <w:lang w:eastAsia="es-BO"/>
-              </w:rPr>
-            </w:pPr>
-            <w:r>
-              <w:rPr>
-                <w:rFonts w:ascii="Century" w:eastAsia="Times New Roman" w:hAnsi="Century" w:cs="Times New Roman"/>
-                <w:b/>
-                <w:bCs/>
-                <w:color w:val="000000"/>
-                <w:lang w:eastAsia="es-BO"/>
-              </w:rPr>
-              <w:t>Método de evaluación</w:t>
-            </w:r>
-          </w:p>
-        </w:tc>
-        <w:tc>
-          <w:tcPr>
-            <w:tcW w:w="4678" w:type="dxa"/>
-            <w:tcBorders>
-              <w:top w:val="single" w:sz="4" w:space="0" w:color="000000"/>
-              <w:left w:val="single" w:sz="4" w:space="0" w:color="000000"/>
-              <w:bottom w:val="single" w:sz="4" w:space="0" w:color="000000"/>
-              <w:right w:val="single" w:sz="4" w:space="0" w:color="000000"/>
-            </w:tcBorders>
-            <w:shd w:val="clear" w:color="000000" w:fill="F2F2F2"/>
-            <w:vAlign w:val="center"/>
-          </w:tcPr>
-          <w:p>
-            <w:pPr>
-              <w:widowControl w:val="0"/>
-              <w:spacing w:after="0" w:line="240" w:lineRule="auto"/>
-              <w:jc w:val="center"/>
-              <w:rPr>
-                <w:rFonts w:ascii="Century" w:eastAsia="Times New Roman" w:hAnsi="Century" w:cs="Times New Roman"/>
-                <w:b/>
-                <w:bCs/>
-                <w:color w:val="000000"/>
-                <w:lang w:eastAsia="es-BO"/>
-              </w:rPr>
-            </w:pPr>
-            <w:r>
-              <w:rPr>
-                <w:rFonts w:ascii="Century" w:eastAsia="Times New Roman" w:hAnsi="Century" w:cs="Times New Roman"/>
-                <w:color w:val="000000"/>
-                <w:lang w:eastAsia="es-BO"/>
-              </w:rPr>
-              <w:t>Precio evaluado más bajo</w:t>
-            </w:r>
-          </w:p>
-        </w:tc>
-      </w:tr>
-    </w:tbl>
-    <w:p>
-      <w:pPr>
-        <w:pStyle w:val="Prrafodelista"/>
-        <w:spacing w:line="240" w:lineRule="auto"/>
-        <w:rPr>
-          <w:rFonts w:ascii="Century" w:hAnsi="Century" w:cs="Times New Roman"/>
-          <w:b/>
-          <w:bCs/>
-        </w:rPr>
-      </w:pPr>
-    </w:p>
-    <w:p>
-      <w:pPr>
-        <w:pStyle w:val="Prrafodelista"/>
-        <w:numPr>
-          <w:ilvl w:val="0"/>
-          <w:numId w:val="17"/>
-        </w:numPr>
-        <w:spacing w:after="160" w:line="240" w:lineRule="auto"/>
-        <w:rPr>
-          <w:rFonts w:ascii="Century" w:hAnsi="Century" w:cs="Times New Roman"/>
-          <w:b/>
-          <w:bCs/>
-        </w:rPr>
-      </w:pPr>
-      <w:r>
-        <w:rPr>
-          <w:rFonts w:ascii="Century" w:hAnsi="Century" w:cs="Times New Roman"/>
-          <w:b/>
-          <w:bCs/>
-        </w:rPr>
-        <w:t>Lugar de entrega</w:t>
-      </w:r>
-    </w:p>
-    <w:p>
-      <w:pPr>
-        <w:spacing w:line="240" w:lineRule="auto"/>
-        <w:ind w:left="709"/>
-        <w:jc w:val="both"/>
-        <w:rPr>
-          <w:rFonts w:ascii="Century" w:eastAsia="Times New Roman" w:hAnsi="Century" w:cs="Times New Roman"/>
-          <w:color w:val="000000"/>
-          <w:lang w:eastAsia="es-BO"/>
-        </w:rPr>
-      </w:pPr>
-      <w:r>
-        <w:rPr>
-          <w:rFonts w:ascii="Century" w:eastAsia="Times New Roman" w:hAnsi="Century" w:cs="Times New Roman"/>
-          <w:color w:val="000000"/>
-          <w:lang w:eastAsia="es-BO"/>
-        </w:rPr>
-        <w:t>{LUGARENTREGA}</w:t>
-      </w:r>
-    </w:p>
-    <w:p>
-      <w:pPr>
-        <w:pStyle w:val="Prrafodelista"/>
-        <w:numPr>
-          <w:ilvl w:val="0"/>
-          <w:numId w:val="17"/>
-        </w:numPr>
-        <w:spacing w:after="160" w:line="240" w:lineRule="auto"/>
-        <w:jc w:val="both"/>
-        <w:rPr>
-          <w:rFonts w:ascii="Century" w:eastAsia="Times New Roman" w:hAnsi="Century" w:cs="Times New Roman"/>
-          <w:b/>
-          <w:bCs/>
-          <w:color w:val="000000"/>
-          <w:lang w:eastAsia="es-BO"/>
-        </w:rPr>
-      </w:pPr>
-      <w:r>
-        <w:rPr>
-          <w:rFonts w:ascii="Century" w:eastAsia="Times New Roman" w:hAnsi="Century" w:cs="Times New Roman"/>
-          <w:b/>
-          <w:bCs/>
-          <w:color w:val="000000"/>
-          <w:lang w:eastAsia="es-BO"/>
-        </w:rPr>
-        <w:t>Otras Condiciones</w:t>
-      </w:r>
-    </w:p>
-    <w:p>
-      <w:pPr>
-        <w:spacing w:after="160" w:line="240" w:lineRule="auto"/>
-        <w:ind w:firstLine="709"/>
-        <w:jc w:val="both"/>
-      </w:pPr>
-      <w:r>
-        <w:rPr>
-          <w:rFonts w:ascii="Century" w:eastAsia="Times New Roman" w:hAnsi="Century" w:cs="Times New Roman"/>
-          <w:color w:val="000000"/>
-          <w:lang w:eastAsia="es-BO"/>
-        </w:rPr>
-        <w:t>{OTRASCOND}</w:t>
-      </w:r>
     </w:p>
     <w:sectPr>
       <w:headerReference w:type="even" r:id="rId8"/>
@@ -2636,7 +1463,7 @@
   <w:abstractNum w:abstractNumId="4" w15:restartNumberingAfterBreak="0">
     <w:nsid w:val="27DF6086"/>
     <w:multiLevelType w:val="hybridMultilevel"/>
-    <w:tmpl w:val="6C101B6C"/>
+    <w:tmpl w:val="83D038CA"/>
     <w:lvl w:ilvl="0" w:tplc="400A000F">
       <w:start w:val="1"/>
       <w:numFmt w:val="decimal"/>
@@ -2720,6 +1547,119 @@
     </w:lvl>
   </w:abstractNum>
   <w:abstractNum w:abstractNumId="5" w15:restartNumberingAfterBreak="0">
+    <w:nsid w:val="2C1C61B2"/>
+    <w:multiLevelType w:val="hybridMultilevel"/>
+    <w:tmpl w:val="4A284A1E"/>
+    <w:lvl w:ilvl="0" w:tplc="400A0001">
+      <w:start w:val="1"/>
+      <w:numFmt w:val="bullet"/>
+      <w:lvlText w:val=""/>
+      <w:lvlJc w:val="left"/>
+      <w:pPr>
+        <w:ind w:left="1429" w:hanging="360"/>
+      </w:pPr>
+      <w:rPr>
+        <w:rFonts w:ascii="Symbol" w:hAnsi="Symbol" w:hint="default"/>
+      </w:rPr>
+    </w:lvl>
+    <w:lvl w:ilvl="1" w:tplc="400A0003" w:tentative="1">
+      <w:start w:val="1"/>
+      <w:numFmt w:val="bullet"/>
+      <w:lvlText w:val="o"/>
+      <w:lvlJc w:val="left"/>
+      <w:pPr>
+        <w:ind w:left="2149" w:hanging="360"/>
+      </w:pPr>
+      <w:rPr>
+        <w:rFonts w:ascii="Courier New" w:hAnsi="Courier New" w:cs="Courier New" w:hint="default"/>
+      </w:rPr>
+    </w:lvl>
+    <w:lvl w:ilvl="2" w:tplc="400A0005" w:tentative="1">
+      <w:start w:val="1"/>
+      <w:numFmt w:val="bullet"/>
+      <w:lvlText w:val=""/>
+      <w:lvlJc w:val="left"/>
+      <w:pPr>
+        <w:ind w:left="2869" w:hanging="360"/>
+      </w:pPr>
+      <w:rPr>
+        <w:rFonts w:ascii="Wingdings" w:hAnsi="Wingdings" w:hint="default"/>
+      </w:rPr>
+    </w:lvl>
+    <w:lvl w:ilvl="3" w:tplc="400A0001" w:tentative="1">
+      <w:start w:val="1"/>
+      <w:numFmt w:val="bullet"/>
+      <w:lvlText w:val=""/>
+      <w:lvlJc w:val="left"/>
+      <w:pPr>
+        <w:ind w:left="3589" w:hanging="360"/>
+      </w:pPr>
+      <w:rPr>
+        <w:rFonts w:ascii="Symbol" w:hAnsi="Symbol" w:hint="default"/>
+      </w:rPr>
+    </w:lvl>
+    <w:lvl w:ilvl="4" w:tplc="400A0003" w:tentative="1">
+      <w:start w:val="1"/>
+      <w:numFmt w:val="bullet"/>
+      <w:lvlText w:val="o"/>
+      <w:lvlJc w:val="left"/>
+      <w:pPr>
+        <w:ind w:left="4309" w:hanging="360"/>
+      </w:pPr>
+      <w:rPr>
+        <w:rFonts w:ascii="Courier New" w:hAnsi="Courier New" w:cs="Courier New" w:hint="default"/>
+      </w:rPr>
+    </w:lvl>
+    <w:lvl w:ilvl="5" w:tplc="400A0005" w:tentative="1">
+      <w:start w:val="1"/>
+      <w:numFmt w:val="bullet"/>
+      <w:lvlText w:val=""/>
+      <w:lvlJc w:val="left"/>
+      <w:pPr>
+        <w:ind w:left="5029" w:hanging="360"/>
+      </w:pPr>
+      <w:rPr>
+        <w:rFonts w:ascii="Wingdings" w:hAnsi="Wingdings" w:hint="default"/>
+      </w:rPr>
+    </w:lvl>
+    <w:lvl w:ilvl="6" w:tplc="400A0001" w:tentative="1">
+      <w:start w:val="1"/>
+      <w:numFmt w:val="bullet"/>
+      <w:lvlText w:val=""/>
+      <w:lvlJc w:val="left"/>
+      <w:pPr>
+        <w:ind w:left="5749" w:hanging="360"/>
+      </w:pPr>
+      <w:rPr>
+        <w:rFonts w:ascii="Symbol" w:hAnsi="Symbol" w:hint="default"/>
+      </w:rPr>
+    </w:lvl>
+    <w:lvl w:ilvl="7" w:tplc="400A0003" w:tentative="1">
+      <w:start w:val="1"/>
+      <w:numFmt w:val="bullet"/>
+      <w:lvlText w:val="o"/>
+      <w:lvlJc w:val="left"/>
+      <w:pPr>
+        <w:ind w:left="6469" w:hanging="360"/>
+      </w:pPr>
+      <w:rPr>
+        <w:rFonts w:ascii="Courier New" w:hAnsi="Courier New" w:cs="Courier New" w:hint="default"/>
+      </w:rPr>
+    </w:lvl>
+    <w:lvl w:ilvl="8" w:tplc="400A0005" w:tentative="1">
+      <w:start w:val="1"/>
+      <w:numFmt w:val="bullet"/>
+      <w:lvlText w:val=""/>
+      <w:lvlJc w:val="left"/>
+      <w:pPr>
+        <w:ind w:left="7189" w:hanging="360"/>
+      </w:pPr>
+      <w:rPr>
+        <w:rFonts w:ascii="Wingdings" w:hAnsi="Wingdings" w:hint="default"/>
+      </w:rPr>
+    </w:lvl>
+  </w:abstractNum>
+  <w:abstractNum w:abstractNumId="6" w15:restartNumberingAfterBreak="0">
     <w:nsid w:val="2F587A33"/>
     <w:multiLevelType w:val="hybridMultilevel"/>
     <w:tmpl w:val="B958E8D0"/>
@@ -2831,7 +1771,7 @@
       </w:rPr>
     </w:lvl>
   </w:abstractNum>
-  <w:abstractNum w:abstractNumId="6" w15:restartNumberingAfterBreak="0">
+  <w:abstractNum w:abstractNumId="7" w15:restartNumberingAfterBreak="0">
     <w:nsid w:val="2F9C2BFE"/>
     <w:multiLevelType w:val="hybridMultilevel"/>
     <w:tmpl w:val="64AA32E0"/>
@@ -2920,7 +1860,7 @@
       </w:pPr>
     </w:lvl>
   </w:abstractNum>
-  <w:abstractNum w:abstractNumId="7" w15:restartNumberingAfterBreak="0">
+  <w:abstractNum w:abstractNumId="8" w15:restartNumberingAfterBreak="0">
     <w:nsid w:val="345B5689"/>
     <w:multiLevelType w:val="hybridMultilevel"/>
     <w:tmpl w:val="33802C4C"/>
@@ -3033,7 +1973,7 @@
       </w:rPr>
     </w:lvl>
   </w:abstractNum>
-  <w:abstractNum w:abstractNumId="8" w15:restartNumberingAfterBreak="0">
+  <w:abstractNum w:abstractNumId="9" w15:restartNumberingAfterBreak="0">
     <w:nsid w:val="365D58B9"/>
     <w:multiLevelType w:val="hybridMultilevel"/>
     <w:tmpl w:val="FF1C845A"/>
@@ -3146,7 +2086,7 @@
       </w:rPr>
     </w:lvl>
   </w:abstractNum>
-  <w:abstractNum w:abstractNumId="9" w15:restartNumberingAfterBreak="0">
+  <w:abstractNum w:abstractNumId="10" w15:restartNumberingAfterBreak="0">
     <w:nsid w:val="3AF9226F"/>
     <w:multiLevelType w:val="hybridMultilevel"/>
     <w:tmpl w:val="85DE0A9C"/>
@@ -3259,7 +2199,7 @@
       </w:rPr>
     </w:lvl>
   </w:abstractNum>
-  <w:abstractNum w:abstractNumId="10" w15:restartNumberingAfterBreak="0">
+  <w:abstractNum w:abstractNumId="11" w15:restartNumberingAfterBreak="0">
     <w:nsid w:val="3B2B27C1"/>
     <w:multiLevelType w:val="hybridMultilevel"/>
     <w:tmpl w:val="96D85542"/>
@@ -3372,7 +2312,7 @@
       </w:rPr>
     </w:lvl>
   </w:abstractNum>
-  <w:abstractNum w:abstractNumId="11" w15:restartNumberingAfterBreak="0">
+  <w:abstractNum w:abstractNumId="12" w15:restartNumberingAfterBreak="0">
     <w:nsid w:val="499F198C"/>
     <w:multiLevelType w:val="hybridMultilevel"/>
     <w:tmpl w:val="6CA8FDD2"/>
@@ -3485,7 +2425,7 @@
       </w:rPr>
     </w:lvl>
   </w:abstractNum>
-  <w:abstractNum w:abstractNumId="12" w15:restartNumberingAfterBreak="0">
+  <w:abstractNum w:abstractNumId="13" w15:restartNumberingAfterBreak="0">
     <w:nsid w:val="4B1C3900"/>
     <w:multiLevelType w:val="hybridMultilevel"/>
     <w:tmpl w:val="B7A859DE"/>
@@ -3598,7 +2538,7 @@
       </w:rPr>
     </w:lvl>
   </w:abstractNum>
-  <w:abstractNum w:abstractNumId="13" w15:restartNumberingAfterBreak="0">
+  <w:abstractNum w:abstractNumId="14" w15:restartNumberingAfterBreak="0">
     <w:nsid w:val="59D91212"/>
     <w:multiLevelType w:val="hybridMultilevel"/>
     <w:tmpl w:val="CFD2370C"/>
@@ -3711,7 +2651,7 @@
       </w:rPr>
     </w:lvl>
   </w:abstractNum>
-  <w:abstractNum w:abstractNumId="14" w15:restartNumberingAfterBreak="0">
+  <w:abstractNum w:abstractNumId="15" w15:restartNumberingAfterBreak="0">
     <w:nsid w:val="5C015CD9"/>
     <w:multiLevelType w:val="hybridMultilevel"/>
     <w:tmpl w:val="7F1E39F2"/>
@@ -3824,7 +2764,7 @@
       </w:rPr>
     </w:lvl>
   </w:abstractNum>
-  <w:abstractNum w:abstractNumId="15" w15:restartNumberingAfterBreak="0">
+  <w:abstractNum w:abstractNumId="16" w15:restartNumberingAfterBreak="0">
     <w:nsid w:val="5DEE2C78"/>
     <w:multiLevelType w:val="hybridMultilevel"/>
     <w:tmpl w:val="5A62E534"/>
@@ -3937,7 +2877,7 @@
       </w:rPr>
     </w:lvl>
   </w:abstractNum>
-  <w:abstractNum w:abstractNumId="16" w15:restartNumberingAfterBreak="0">
+  <w:abstractNum w:abstractNumId="17" w15:restartNumberingAfterBreak="0">
     <w:nsid w:val="6609408F"/>
     <w:multiLevelType w:val="hybridMultilevel"/>
     <w:tmpl w:val="E75653BA"/>
@@ -4050,7 +2990,7 @@
       </w:rPr>
     </w:lvl>
   </w:abstractNum>
-  <w:abstractNum w:abstractNumId="17" w15:restartNumberingAfterBreak="0">
+  <w:abstractNum w:abstractNumId="18" w15:restartNumberingAfterBreak="0">
     <w:nsid w:val="663D70BC"/>
     <w:multiLevelType w:val="hybridMultilevel"/>
     <w:tmpl w:val="569AB414"/>
@@ -4163,7 +3103,7 @@
       </w:rPr>
     </w:lvl>
   </w:abstractNum>
-  <w:abstractNum w:abstractNumId="18" w15:restartNumberingAfterBreak="0">
+  <w:abstractNum w:abstractNumId="19" w15:restartNumberingAfterBreak="0">
     <w:nsid w:val="6D411BCD"/>
     <w:multiLevelType w:val="hybridMultilevel"/>
     <w:tmpl w:val="8018A31A"/>
@@ -4276,7 +3216,7 @@
       </w:rPr>
     </w:lvl>
   </w:abstractNum>
-  <w:abstractNum w:abstractNumId="19" w15:restartNumberingAfterBreak="0">
+  <w:abstractNum w:abstractNumId="20" w15:restartNumberingAfterBreak="0">
     <w:nsid w:val="70AC35FF"/>
     <w:multiLevelType w:val="hybridMultilevel"/>
     <w:tmpl w:val="2DE877FE"/>
@@ -4388,7 +3328,7 @@
       </w:rPr>
     </w:lvl>
   </w:abstractNum>
-  <w:abstractNum w:abstractNumId="20" w15:restartNumberingAfterBreak="0">
+  <w:abstractNum w:abstractNumId="21" w15:restartNumberingAfterBreak="0">
     <w:nsid w:val="7161672E"/>
     <w:multiLevelType w:val="hybridMultilevel"/>
     <w:tmpl w:val="6F8CCA06"/>
@@ -4477,7 +3417,7 @@
       </w:pPr>
     </w:lvl>
   </w:abstractNum>
-  <w:abstractNum w:abstractNumId="21" w15:restartNumberingAfterBreak="0">
+  <w:abstractNum w:abstractNumId="22" w15:restartNumberingAfterBreak="0">
     <w:nsid w:val="729345B3"/>
     <w:multiLevelType w:val="multilevel"/>
     <w:tmpl w:val="AED815CC"/>
@@ -4598,7 +3538,7 @@
       </w:rPr>
     </w:lvl>
   </w:abstractNum>
-  <w:abstractNum w:abstractNumId="22" w15:restartNumberingAfterBreak="0">
+  <w:abstractNum w:abstractNumId="23" w15:restartNumberingAfterBreak="0">
     <w:nsid w:val="797D0037"/>
     <w:multiLevelType w:val="multilevel"/>
     <w:tmpl w:val="0C0A0021"/>
@@ -4711,7 +3651,7 @@
       </w:rPr>
     </w:lvl>
   </w:abstractNum>
-  <w:abstractNum w:abstractNumId="23" w15:restartNumberingAfterBreak="0">
+  <w:abstractNum w:abstractNumId="24" w15:restartNumberingAfterBreak="0">
     <w:nsid w:val="79D36818"/>
     <w:multiLevelType w:val="hybridMultilevel"/>
     <w:tmpl w:val="447A83AC"/>
@@ -4824,7 +3764,7 @@
       </w:rPr>
     </w:lvl>
   </w:abstractNum>
-  <w:abstractNum w:abstractNumId="24" w15:restartNumberingAfterBreak="0">
+  <w:abstractNum w:abstractNumId="25" w15:restartNumberingAfterBreak="0">
     <w:nsid w:val="7C214E75"/>
     <w:multiLevelType w:val="hybridMultilevel"/>
     <w:tmpl w:val="E1EA8074"/>
@@ -4938,28 +3878,28 @@
     </w:lvl>
   </w:abstractNum>
   <w:num w:numId="1" w16cid:durableId="2064911951">
-    <w:abstractNumId w:val="11"/>
+    <w:abstractNumId w:val="12"/>
   </w:num>
   <w:num w:numId="2" w16cid:durableId="1678654267">
     <w:abstractNumId w:val="3"/>
   </w:num>
   <w:num w:numId="3" w16cid:durableId="755322669">
-    <w:abstractNumId w:val="17"/>
+    <w:abstractNumId w:val="18"/>
   </w:num>
   <w:num w:numId="4" w16cid:durableId="465591225">
-    <w:abstractNumId w:val="9"/>
+    <w:abstractNumId w:val="10"/>
   </w:num>
   <w:num w:numId="5" w16cid:durableId="1925413178">
-    <w:abstractNumId w:val="15"/>
+    <w:abstractNumId w:val="16"/>
   </w:num>
   <w:num w:numId="6" w16cid:durableId="1862157852">
-    <w:abstractNumId w:val="6"/>
+    <w:abstractNumId w:val="7"/>
   </w:num>
   <w:num w:numId="7" w16cid:durableId="444808147">
-    <w:abstractNumId w:val="22"/>
+    <w:abstractNumId w:val="23"/>
   </w:num>
   <w:num w:numId="8" w16cid:durableId="1004357962">
-    <w:abstractNumId w:val="13"/>
+    <w:abstractNumId w:val="14"/>
   </w:num>
   <w:num w:numId="9" w16cid:durableId="1336490398">
     <w:abstractNumId w:val="4"/>
@@ -4992,37 +3932,37 @@
     </w:lvlOverride>
   </w:num>
   <w:num w:numId="10" w16cid:durableId="1714692155">
-    <w:abstractNumId w:val="24"/>
+    <w:abstractNumId w:val="25"/>
   </w:num>
   <w:num w:numId="11" w16cid:durableId="2053457421">
-    <w:abstractNumId w:val="8"/>
+    <w:abstractNumId w:val="9"/>
   </w:num>
   <w:num w:numId="12" w16cid:durableId="1516726243">
-    <w:abstractNumId w:val="7"/>
+    <w:abstractNumId w:val="8"/>
   </w:num>
   <w:num w:numId="13" w16cid:durableId="1969821205">
     <w:abstractNumId w:val="1"/>
   </w:num>
   <w:num w:numId="14" w16cid:durableId="148911687">
-    <w:abstractNumId w:val="18"/>
+    <w:abstractNumId w:val="19"/>
   </w:num>
   <w:num w:numId="15" w16cid:durableId="1835292223">
-    <w:abstractNumId w:val="14"/>
+    <w:abstractNumId w:val="15"/>
   </w:num>
   <w:num w:numId="16" w16cid:durableId="700402354">
-    <w:abstractNumId w:val="23"/>
+    <w:abstractNumId w:val="24"/>
   </w:num>
   <w:num w:numId="17" w16cid:durableId="1345210229">
     <w:abstractNumId w:val="4"/>
   </w:num>
   <w:num w:numId="18" w16cid:durableId="1810317995">
-    <w:abstractNumId w:val="20"/>
+    <w:abstractNumId w:val="21"/>
   </w:num>
   <w:num w:numId="19" w16cid:durableId="733282680">
-    <w:abstractNumId w:val="16"/>
+    <w:abstractNumId w:val="17"/>
   </w:num>
   <w:num w:numId="20" w16cid:durableId="716244046">
-    <w:abstractNumId w:val="12"/>
+    <w:abstractNumId w:val="13"/>
   </w:num>
   <w:num w:numId="21" w16cid:durableId="1858037897">
     <w:abstractNumId w:val="0"/>
@@ -5031,15 +3971,18 @@
     <w:abstractNumId w:val="2"/>
   </w:num>
   <w:num w:numId="23" w16cid:durableId="422603258">
-    <w:abstractNumId w:val="21"/>
+    <w:abstractNumId w:val="22"/>
   </w:num>
   <w:num w:numId="24" w16cid:durableId="793451402">
-    <w:abstractNumId w:val="10"/>
+    <w:abstractNumId w:val="11"/>
   </w:num>
   <w:num w:numId="25" w16cid:durableId="271016523">
-    <w:abstractNumId w:val="19"/>
+    <w:abstractNumId w:val="20"/>
   </w:num>
   <w:num w:numId="26" w16cid:durableId="63334103">
+    <w:abstractNumId w:val="6"/>
+  </w:num>
+  <w:num w:numId="27" w16cid:durableId="1228222744">
     <w:abstractNumId w:val="5"/>
   </w:num>
 </w:numbering>

--- a/backend/Plantillas/solicitudIniProcContr.docx
+++ b/backend/Plantillas/solicitudIniProcContr.docx
@@ -495,8 +495,10 @@
     <w:sectPr>
       <w:headerReference w:type="even" r:id="rId8"/>
       <w:headerReference w:type="default" r:id="rId9"/>
-      <w:footerReference w:type="default" r:id="rId10"/>
-      <w:headerReference w:type="first" r:id="rId11"/>
+      <w:footerReference w:type="even" r:id="rId10"/>
+      <w:footerReference w:type="default" r:id="rId11"/>
+      <w:headerReference w:type="first" r:id="rId12"/>
+      <w:footerReference w:type="first" r:id="rId13"/>
       <w:pgSz w:w="12240" w:h="15840" w:code="1"/>
       <w:pgMar w:top="452" w:right="1041" w:bottom="1134" w:left="1701" w:header="283" w:footer="680" w:gutter="0"/>
       <w:cols w:space="708"/>
@@ -536,6 +538,16 @@
   <w:p>
     <w:pPr>
       <w:pStyle w:val="Piedepgina"/>
+    </w:pPr>
+  </w:p>
+</w:ftr>
+</file>
+
+<file path=word/footer2.xml><?xml version="1.0" encoding="utf-8"?>
+<w:ftr xmlns:wpc="http://schemas.microsoft.com/office/word/2010/wordprocessingCanvas" xmlns:cx="http://schemas.microsoft.com/office/drawing/2014/chartex" xmlns:cx1="http://schemas.microsoft.com/office/drawing/2015/9/8/chartex" xmlns:cx2="http://schemas.microsoft.com/office/drawing/2015/10/21/chartex" xmlns:cx3="http://schemas.microsoft.com/office/drawing/2016/5/9/chartex" xmlns:cx4="http://schemas.microsoft.com/office/drawing/2016/5/10/chartex" xmlns:cx5="http://schemas.microsoft.com/office/drawing/2016/5/11/chartex" xmlns:cx6="http://schemas.microsoft.com/office/drawing/2016/5/12/chartex" xmlns:cx7="http://schemas.microsoft.com/office/drawing/2016/5/13/chartex" xmlns:cx8="http://schemas.microsoft.com/office/drawing/2016/5/14/chartex" xmlns:mc="http://schemas.openxmlformats.org/markup-compatibility/2006" xmlns:aink="http://schemas.microsoft.com/office/drawing/2016/ink" xmlns:am3d="http://schemas.microsoft.com/office/drawing/2017/model3d" xmlns:o="urn:schemas-microsoft-com:office:office" xmlns:oel="http://schemas.microsoft.com/office/2019/extlst" xmlns:r="http://schemas.openxmlformats.org/officeDocument/2006/relationships" xmlns:m="http://schemas.openxmlformats.org/officeDocument/2006/math" xmlns:v="urn:schemas-microsoft-com:vml" xmlns:wp14="http://schemas.microsoft.com/office/word/2010/wordprocessingDrawing" xmlns:wp="http://schemas.openxmlformats.org/drawingml/2006/wordprocessingDrawing" xmlns:w10="urn:schemas-microsoft-com:office:word" xmlns:w="http://schemas.openxmlformats.org/wordprocessingml/2006/main" xmlns:w14="http://schemas.microsoft.com/office/word/2010/wordml" xmlns:w15="http://schemas.microsoft.com/office/word/2012/wordml" xmlns:w16cex="http://schemas.microsoft.com/office/word/2018/wordml/cex" xmlns:w16cid="http://schemas.microsoft.com/office/word/2016/wordml/cid" xmlns:w16="http://schemas.microsoft.com/office/word/2018/wordml" xmlns:w16du="http://schemas.microsoft.com/office/word/2023/wordml/word16du" xmlns:w16sdtdh="http://schemas.microsoft.com/office/word/2020/wordml/sdtdatahash" xmlns:w16se="http://schemas.microsoft.com/office/word/2015/wordml/symex" xmlns:wpg="http://schemas.microsoft.com/office/word/2010/wordprocessingGroup" xmlns:wpi="http://schemas.microsoft.com/office/word/2010/wordprocessingInk" xmlns:wne="http://schemas.microsoft.com/office/word/2006/wordml" xmlns:wps="http://schemas.microsoft.com/office/word/2010/wordprocessingShape" mc:Ignorable="w14 w15 w16se w16cid w16 w16cex w16sdtdh w16du wp14">
+  <w:p>
+    <w:pPr>
+      <w:pStyle w:val="Piedepgina"/>
       <w:rPr>
         <w:rFonts w:ascii="Adobe Garamond Pro" w:hAnsi="Adobe Garamond Pro"/>
         <w:i/>
@@ -574,6 +586,16 @@
       </w:rPr>
       <w:t xml:space="preserve">      gamcharana21.26@gmail.com</w:t>
     </w:r>
+  </w:p>
+</w:ftr>
+</file>
+
+<file path=word/footer3.xml><?xml version="1.0" encoding="utf-8"?>
+<w:ftr xmlns:wpc="http://schemas.microsoft.com/office/word/2010/wordprocessingCanvas" xmlns:cx="http://schemas.microsoft.com/office/drawing/2014/chartex" xmlns:cx1="http://schemas.microsoft.com/office/drawing/2015/9/8/chartex" xmlns:cx2="http://schemas.microsoft.com/office/drawing/2015/10/21/chartex" xmlns:cx3="http://schemas.microsoft.com/office/drawing/2016/5/9/chartex" xmlns:cx4="http://schemas.microsoft.com/office/drawing/2016/5/10/chartex" xmlns:cx5="http://schemas.microsoft.com/office/drawing/2016/5/11/chartex" xmlns:cx6="http://schemas.microsoft.com/office/drawing/2016/5/12/chartex" xmlns:cx7="http://schemas.microsoft.com/office/drawing/2016/5/13/chartex" xmlns:cx8="http://schemas.microsoft.com/office/drawing/2016/5/14/chartex" xmlns:mc="http://schemas.openxmlformats.org/markup-compatibility/2006" xmlns:aink="http://schemas.microsoft.com/office/drawing/2016/ink" xmlns:am3d="http://schemas.microsoft.com/office/drawing/2017/model3d" xmlns:o="urn:schemas-microsoft-com:office:office" xmlns:oel="http://schemas.microsoft.com/office/2019/extlst" xmlns:r="http://schemas.openxmlformats.org/officeDocument/2006/relationships" xmlns:m="http://schemas.openxmlformats.org/officeDocument/2006/math" xmlns:v="urn:schemas-microsoft-com:vml" xmlns:wp14="http://schemas.microsoft.com/office/word/2010/wordprocessingDrawing" xmlns:wp="http://schemas.openxmlformats.org/drawingml/2006/wordprocessingDrawing" xmlns:w10="urn:schemas-microsoft-com:office:word" xmlns:w="http://schemas.openxmlformats.org/wordprocessingml/2006/main" xmlns:w14="http://schemas.microsoft.com/office/word/2010/wordml" xmlns:w15="http://schemas.microsoft.com/office/word/2012/wordml" xmlns:w16cex="http://schemas.microsoft.com/office/word/2018/wordml/cex" xmlns:w16cid="http://schemas.microsoft.com/office/word/2016/wordml/cid" xmlns:w16="http://schemas.microsoft.com/office/word/2018/wordml" xmlns:w16du="http://schemas.microsoft.com/office/word/2023/wordml/word16du" xmlns:w16sdtdh="http://schemas.microsoft.com/office/word/2020/wordml/sdtdatahash" xmlns:w16se="http://schemas.microsoft.com/office/word/2015/wordml/symex" xmlns:wpg="http://schemas.microsoft.com/office/word/2010/wordprocessingGroup" xmlns:wpi="http://schemas.microsoft.com/office/word/2010/wordprocessingInk" xmlns:wne="http://schemas.microsoft.com/office/word/2006/wordml" xmlns:wps="http://schemas.microsoft.com/office/word/2010/wordprocessingShape" mc:Ignorable="w14 w15 w16se w16cid w16 w16cex w16sdtdh w16du wp14">
+  <w:p>
+    <w:pPr>
+      <w:pStyle w:val="Piedepgina"/>
+    </w:pPr>
   </w:p>
 </w:ftr>
 </file>
@@ -701,7 +723,7 @@
         <w:lang w:val="es-ES" w:eastAsia="es-ES"/>
       </w:rPr>
       <w:drawing>
-        <wp:anchor distT="0" distB="0" distL="114300" distR="114300" simplePos="0" relativeHeight="251662848" behindDoc="1" locked="0" layoutInCell="1" allowOverlap="1" wp14:anchorId="537F4978" wp14:editId="41434154">
+        <wp:anchor distT="0" distB="0" distL="114300" distR="114300" simplePos="0" relativeHeight="251662848" behindDoc="1" locked="0" layoutInCell="1" allowOverlap="1" wp14:anchorId="537F4978" wp14:editId="57189C07">
           <wp:simplePos x="0" y="0"/>
           <wp:positionH relativeFrom="page">
             <wp:align>left</wp:align>
@@ -726,10 +748,10 @@
                   </pic:cNvPicPr>
                 </pic:nvPicPr>
                 <pic:blipFill>
-                  <a:blip r:embed="rId2">
+                  <a:blip r:embed="rId2" cstate="print">
                     <a:extLst>
                       <a:ext uri="{28A0092B-C50C-407E-A947-70E740481C1C}">
-                        <a14:useLocalDpi xmlns:a14="http://schemas.microsoft.com/office/drawing/2010/main" val="0"/>
+                        <a14:useLocalDpi xmlns:a14="http://schemas.microsoft.com/office/drawing/2010/main"/>
                       </a:ext>
                     </a:extLst>
                   </a:blip>
@@ -791,7 +813,7 @@
         <w:sz w:val="28"/>
       </w:rPr>
       <w:drawing>
-        <wp:anchor distT="0" distB="0" distL="114300" distR="114300" simplePos="0" relativeHeight="251661824" behindDoc="0" locked="0" layoutInCell="1" allowOverlap="1" wp14:anchorId="641AD9E3" wp14:editId="44E0ED4D">
+        <wp:anchor distT="0" distB="0" distL="114300" distR="114300" simplePos="0" relativeHeight="251661824" behindDoc="0" locked="0" layoutInCell="1" allowOverlap="1" wp14:anchorId="641AD9E3" wp14:editId="6237144E">
           <wp:simplePos x="0" y="0"/>
           <wp:positionH relativeFrom="page">
             <wp:posOffset>6276975</wp:posOffset>
@@ -816,10 +838,10 @@
                   </pic:cNvPicPr>
                 </pic:nvPicPr>
                 <pic:blipFill>
-                  <a:blip r:embed="rId3">
+                  <a:blip r:embed="rId3" cstate="print">
                     <a:extLst>
                       <a:ext uri="{28A0092B-C50C-407E-A947-70E740481C1C}">
-                        <a14:useLocalDpi xmlns:a14="http://schemas.microsoft.com/office/drawing/2010/main" val="0"/>
+                        <a14:useLocalDpi xmlns:a14="http://schemas.microsoft.com/office/drawing/2010/main"/>
                       </a:ext>
                     </a:extLst>
                   </a:blip>
